--- a/docs/UEBA_Behavioral_Intelligence_Academic.docx
+++ b/docs/UEBA_Behavioral_Intelligence_Academic.docx
@@ -157,7 +157,7 @@
         <w:rPr>
           <w:sz w:val="21"/>
         </w:rPr>
-        <w:t>V-Intelligence's multi-phase composite scoring detected all four attack campaigns at an 8.1% false-positive rate (20 of 246 normal users flagged), and identified for the analyst which behavioral dimension drifted and toward what known threat pattern.</w:t>
+        <w:t>V-Intelligence's multi-phase composite scoring detected all four attack campaigns at a 10.6% false-positive rate (26 of 246 normal users flagged), and identified for the analyst which behavioral dimension drifted and toward what known threat pattern.</w:t>
       </w:r>
     </w:p>
     <w:p>
@@ -2479,7 +2479,7 @@
                 <w:b w:val="0"/>
                 <w:sz w:val="19"/>
               </w:rPr>
-              <w:t>8.1%</w:t>
+              <w:t>10.6%</w:t>
             </w:r>
           </w:p>
         </w:tc>
@@ -2573,7 +2573,7 @@
           <w:color w:val="555F6B"/>
           <w:sz w:val="17"/>
         </w:rPr>
-        <w:t>Figure 3 — The detection scoreboard across 250 users with four embedded attack campaigns (measured, synthetic data; verified against the evaluation dataset). Traditional methods catch at most 1 of 4; composite scoring catches 4 of 4 at 8.1% false positives, each detection explained.</w:t>
+        <w:t>Figure 3 — The detection scoreboard across 250 users with four embedded attack campaigns (measured, synthetic data; verified against the evaluation dataset). Traditional methods catch at most 1 of 4; composite scoring catches 4 of 4 at 10.6% false positives, each detection explained.</w:t>
       </w:r>
     </w:p>
     <w:p>
@@ -2618,7 +2618,7 @@
         <w:rPr>
           <w:sz w:val="21"/>
         </w:rPr>
-        <w:t>the strongest overall anomaly, ranked #1 of 250 (score 51.3). The attack touches sign-in, network, and domain-lookup behavior simultaneously, with 18 measurements elevated at once.</w:t>
+        <w:t>the strongest overall anomaly, ranked #1 of 250 (score 51.7). The attack touches sign-in, network, and domain-lookup behavior simultaneously, with 18 measurements elevated at once.</w:t>
       </w:r>
     </w:p>
     <w:p>
@@ -2656,7 +2656,7 @@
         <w:rPr>
           <w:sz w:val="21"/>
         </w:rPr>
-        <w:t>ranked #7 (score 19.4), the case that motivates the architecture and is detailed below.</w:t>
+        <w:t>ranked #7 (score 20.0), the case that motivates the architecture and is detailed below.</w:t>
       </w:r>
     </w:p>
     <w:p>
@@ -2669,13 +2669,13 @@
           <w:b/>
           <w:sz w:val="21"/>
         </w:rPr>
-        <w:t xml:space="preserve">Volt Typhoon living-off-the-land (rank #24): </w:t>
+        <w:t xml:space="preserve">Volt Typhoon living-off-the-land (rank #30): </w:t>
       </w:r>
       <w:r>
         <w:rPr>
           <w:sz w:val="21"/>
         </w:rPr>
-        <w:t>ranked #24 of 250 (score 13.7). This was a deliberately quiet campaign using only legitimate admin tools, yet it remained inside the top 10% and above the detection threshold on the strength of breadth and signal strength.</w:t>
+        <w:t>ranked #30 of 250 (score 12.9). This was a deliberately quiet campaign using only legitimate admin tools, yet it remained inside the top 12% and above the detection threshold on the strength of breadth and signal strength.</w:t>
       </w:r>
     </w:p>
     <w:p>
@@ -2822,7 +2822,7 @@
           <w:color w:val="555F6B"/>
           <w:sz w:val="17"/>
         </w:rPr>
-        <w:t>Figure 5 — Composite scores of the four attack users against the detection threshold (measured, synthetic data). The slow APT (USR-234) splits into its parts: without the novelty signal it scores 6.4 and is missed; the recurring never-before-seen contact adds 13.0 points and detects it.</w:t>
+        <w:t>Figure 5 — Composite scores of the four attack users against the detection threshold (measured, synthetic data). The slow APT (USR-234) splits into its parts: without the novelty signal it scores 7.0 and is missed; the recurring never-before-seen contact adds 13.0 points and detects it.</w:t>
       </w:r>
     </w:p>
     <w:p>
@@ -2848,7 +2848,7 @@
           <w:i w:val="0"/>
           <w:sz w:val="21"/>
         </w:rPr>
-        <w:t>At the operating point that catches all four attackers, 20 of 246 normal users (8.1%) are flagged alongside them. Operationally these are not noise; they constitute a prioritized queue of the highest-behavioral-risk normal users, each explained by the phases that drove its score. The threshold is tunable, and a stricter cut trades detection margin for fewer flags. The simulated real-world parallels also held: the two campaigns that no real victim organization ever self-detected, Volt Typhoon and Salt Typhoon, were both detected here, at ranks #24 and #1.</w:t>
+        <w:t>At the operating point that catches all four attackers, 26 of 246 normal users (10.6%) are flagged alongside them. Operationally these are not noise; they constitute a prioritized queue of the highest-behavioral-risk normal users, each explained by the phases that drove its score. The threshold is tunable, and a stricter cut trades detection margin for fewer flags. The simulated real-world parallels also held: the two campaigns that no real victim organization ever self-detected, Volt Typhoon and Salt Typhoon, were both detected here, at ranks #30 and #1.</w:t>
       </w:r>
     </w:p>
     <w:p>
@@ -3071,7 +3071,7 @@
         <w:rPr>
           <w:sz w:val="21"/>
         </w:rPr>
-        <w:t>An 8.1% false-positive rate means 20 flagged normal users per 250; acceptable as a ranked triage queue, but it is a real analyst cost — and it is not an auto-blocking threshold.</w:t>
+        <w:t>A 10.6% false-positive rate means 26 flagged normal users per 250; acceptable as a ranked triage queue, but it is a real analyst cost — and it is not an auto-blocking threshold.</w:t>
       </w:r>
     </w:p>
     <w:p>
@@ -3146,7 +3146,7 @@
           <w:i w:val="0"/>
           <w:sz w:val="21"/>
         </w:rPr>
-        <w:t>V-Intelligence UEBA maintains a living behavioral chart for every user and system, interprets it in a map of meaning rather than in raw numbers, accumulates slow drift until it is statistically significant, names the direction against known adversary behavior, and combines five independent behavioral questions into one ranked and explained list. On a 250-user, 485-day validation with four embedded campaigns, it detected 4 of 4, compared with 1 of 4 for the best traditional method, at an 8.1% false-positive rate and with every detection explained.</w:t>
+        <w:t>V-Intelligence UEBA maintains a living behavioral chart for every user and system, interprets it in a map of meaning rather than in raw numbers, accumulates slow drift until it is statistically significant, names the direction against known adversary behavior, and combines five independent behavioral questions into one ranked and explained list. On a 250-user, 485-day validation with four embedded campaigns, it detected 4 of 4, compared with 1 of 4 for the best traditional method, at a 10.6% false-positive rate and with every detection explained.</w:t>
       </w:r>
     </w:p>
     <w:p>
@@ -3938,7 +3938,7 @@
                 <w:b w:val="0"/>
                 <w:sz w:val="18"/>
               </w:rPr>
-              <w:t>The share of normal users incorrectly flagged; here 8.1% = 20 of 246 normal users at the chosen threshold.</w:t>
+              <w:t>The share of normal users incorrectly flagged; here 10.6% = 26 of 246 normal users at the chosen threshold.</w:t>
             </w:r>
           </w:p>
         </w:tc>
